--- a/thesis/docx/chapter10_limitations.docx
+++ b/thesis/docx/chapter10_limitations.docx
@@ -79,7 +79,7 @@
         <w:t xml:space="preserve"> </w:t>
       </w:r>
       <w:r>
-        <w:t xml:space="preserve">ledger of 41 items raised across the preceding nine chapters.</w:t>
+        <w:t xml:space="preserve">ledger of 41 items raised across the preceding nine chapters, ten of which are now closed.</w:t>
       </w:r>
     </w:p>
     <w:p>
@@ -2822,7 +2822,7 @@
               <w:t xml:space="preserve">app.py</w:t>
             </w:r>
             <w:r>
-              <w:t xml:space="preserve">, and user-visible</w:t>
+              <w:t xml:space="preserve">, user-visible, since derived from the artefact</w:t>
             </w:r>
           </w:p>
         </w:tc>
@@ -3091,19 +3091,19 @@
         <w:pStyle w:val="FirstParagraph"/>
       </w:pPr>
       <w:r>
-        <w:t xml:space="preserve">41 items were raised across Chapters 1 to 9. Five of them are now closed, and a sixth was raised</w:t>
-      </w:r>
-      <w:r>
-        <w:t xml:space="preserve"> </w:t>
-      </w:r>
-      <w:r>
-        <w:t xml:space="preserve">and closed within this chapter. They are listed as closed rather than removed, because a thesis that</w:t>
-      </w:r>
-      <w:r>
-        <w:t xml:space="preserve"> </w:t>
-      </w:r>
-      <w:r>
-        <w:t xml:space="preserve">silently drops its own outstanding items is doing the thing this chapter is about.</w:t>
+        <w:t xml:space="preserve">41 items were raised across Chapters 1 to 9. Ten are now closed. They are listed as closed rather</w:t>
+      </w:r>
+      <w:r>
+        <w:t xml:space="preserve"> </w:t>
+      </w:r>
+      <w:r>
+        <w:t xml:space="preserve">than removed, because a thesis that silently drops its own outstanding items is doing the thing this</w:t>
+      </w:r>
+      <w:r>
+        <w:t xml:space="preserve"> </w:t>
+      </w:r>
+      <w:r>
+        <w:t xml:space="preserve">chapter is about.</w:t>
       </w:r>
     </w:p>
     <w:p>
@@ -3116,6 +3116,12 @@
           <w:bCs/>
         </w:rPr>
         <w:t xml:space="preserve">Closed while writing.</w:t>
+      </w:r>
+      <w:r>
+        <w:t xml:space="preserve"> </w:t>
+      </w:r>
+      <w:r>
+        <w:t xml:space="preserve">Six were closed in the course of writing Chapters 5 to 10.</w:t>
       </w:r>
     </w:p>
     <w:tbl>
@@ -3433,19 +3439,436 @@
           <w:b/>
           <w:bCs/>
         </w:rPr>
+        <w:t xml:space="preserve">Closed after writing.</w:t>
+      </w:r>
+      <w:r>
+        <w:t xml:space="preserve"> </w:t>
+      </w:r>
+      <w:r>
+        <w:t xml:space="preserve">Four more were repaired on 2026-09-02 in commit</w:t>
+      </w:r>
+      <w:r>
+        <w:t xml:space="preserve"> </w:t>
+      </w:r>
+      <w:r>
+        <w:rPr>
+          <w:rStyle w:val="VerbatimChar"/>
+        </w:rPr>
+        <w:t xml:space="preserve">1f91925</w:t>
+      </w:r>
+      <w:r>
+        <w:t xml:space="preserve">, which audited</w:t>
+      </w:r>
+      <w:r>
+        <w:t xml:space="preserve"> </w:t>
+      </w:r>
+      <w:r>
+        <w:t xml:space="preserve">Chapters 8 to 10 against the files they cite. They are recorded here because the ledger is the</w:t>
+      </w:r>
+      <w:r>
+        <w:t xml:space="preserve"> </w:t>
+      </w:r>
+      <w:r>
+        <w:t xml:space="preserve">chapter’s own claim about the state of the project, and a ledger that goes stale is the defect</w:t>
+      </w:r>
+      <w:r>
+        <w:t xml:space="preserve"> </w:t>
+      </w:r>
+      <w:r>
+        <w:t xml:space="preserve">section 10.7 describes.</w:t>
+      </w:r>
+    </w:p>
+    <w:tbl>
+      <w:tblPr>
+        <w:tblStyle w:val="Table"/>
+        <w:tblW w:type="pct" w:w="5000"/>
+        <w:tblLayout w:type="fixed"/>
+        <w:tblLook w:firstRow="1" w:lastRow="0" w:firstColumn="0" w:lastColumn="0" w:noHBand="0" w:noVBand="0" w:val="0020"/>
+      </w:tblPr>
+      <w:tblGrid>
+        <w:gridCol w:w="2640"/>
+        <w:gridCol w:w="2640"/>
+        <w:gridCol w:w="2640"/>
+      </w:tblGrid>
+      <w:tr>
+        <w:trPr>
+          <w:tblHeader w:val="on"/>
+        </w:trPr>
+        <w:tc>
+          <w:tcPr/>
+          <w:p>
+            <w:pPr>
+              <w:pStyle w:val="Compact"/>
+            </w:pPr>
+            <w:r>
+              <w:t xml:space="preserve">Item</w:t>
+            </w:r>
+          </w:p>
+        </w:tc>
+        <w:tc>
+          <w:tcPr/>
+          <w:p>
+            <w:pPr>
+              <w:pStyle w:val="Compact"/>
+            </w:pPr>
+            <w:r>
+              <w:t xml:space="preserve">Raised</w:t>
+            </w:r>
+          </w:p>
+        </w:tc>
+        <w:tc>
+          <w:tcPr/>
+          <w:p>
+            <w:pPr>
+              <w:pStyle w:val="Compact"/>
+            </w:pPr>
+            <w:r>
+              <w:t xml:space="preserve">Closed by</w:t>
+            </w:r>
+          </w:p>
+        </w:tc>
+      </w:tr>
+      <w:tr>
+        <w:tc>
+          <w:tcPr/>
+          <w:p>
+            <w:pPr>
+              <w:pStyle w:val="Compact"/>
+            </w:pPr>
+            <w:r>
+              <w:t xml:space="preserve">The interface quotes co-firing correlations that no longer match the artefact</w:t>
+            </w:r>
+          </w:p>
+        </w:tc>
+        <w:tc>
+          <w:tcPr/>
+          <w:p>
+            <w:pPr>
+              <w:pStyle w:val="Compact"/>
+            </w:pPr>
+            <w:r>
+              <w:t xml:space="preserve">9</w:t>
+            </w:r>
+          </w:p>
+        </w:tc>
+        <w:tc>
+          <w:tcPr/>
+          <w:p>
+            <w:pPr>
+              <w:pStyle w:val="Compact"/>
+            </w:pPr>
+            <w:r>
+              <w:rPr>
+                <w:rStyle w:val="VerbatimChar"/>
+              </w:rPr>
+              <w:t xml:space="preserve">FAMILY_COFIRE</w:t>
+            </w:r>
+            <w:r>
+              <w:t xml:space="preserve"> </w:t>
+            </w:r>
+            <w:r>
+              <w:t xml:space="preserve">is now derived from the artefact by a function. The repair found a worse defect than Chapter 9 had: the nicotinic entry asserted a family-level conclusion resting on</w:t>
+            </w:r>
+            <w:r>
+              <w:t xml:space="preserve"> </w:t>
+            </w:r>
+            <w:r>
+              <w:rPr>
+                <w:b/>
+                <w:bCs/>
+              </w:rPr>
+              <w:t xml:space="preserve">one</w:t>
+            </w:r>
+            <w:r>
+              <w:t xml:space="preserve"> </w:t>
+            </w:r>
+            <w:r>
+              <w:t xml:space="preserve">joint approved drug, which the file could not distinguish from a certainty because every rate in it is a multiple of 1/400. The artefact now carries</w:t>
+            </w:r>
+            <w:r>
+              <w:t xml:space="preserve"> </w:t>
+            </w:r>
+            <w:r>
+              <w:rPr>
+                <w:rStyle w:val="VerbatimChar"/>
+              </w:rPr>
+              <w:t xml:space="preserve">n_drugs</w:t>
+            </w:r>
+            <w:r>
+              <w:t xml:space="preserve">,</w:t>
+            </w:r>
+            <w:r>
+              <w:t xml:space="preserve"> </w:t>
+            </w:r>
+            <w:r>
+              <w:rPr>
+                <w:rStyle w:val="VerbatimChar"/>
+              </w:rPr>
+              <w:t xml:space="preserve">n_a</w:t>
+            </w:r>
+            <w:r>
+              <w:t xml:space="preserve">,</w:t>
+            </w:r>
+            <w:r>
+              <w:t xml:space="preserve"> </w:t>
+            </w:r>
+            <w:r>
+              <w:rPr>
+                <w:rStyle w:val="VerbatimChar"/>
+              </w:rPr>
+              <w:t xml:space="preserve">n_b</w:t>
+            </w:r>
+            <w:r>
+              <w:t xml:space="preserve"> </w:t>
+            </w:r>
+            <w:r>
+              <w:t xml:space="preserve">and</w:t>
+            </w:r>
+            <w:r>
+              <w:t xml:space="preserve"> </w:t>
+            </w:r>
+            <w:r>
+              <w:rPr>
+                <w:rStyle w:val="VerbatimChar"/>
+              </w:rPr>
+              <w:t xml:space="preserve">n_joint</w:t>
+            </w:r>
+            <w:r>
+              <w:t xml:space="preserve">, and suppresses any pair supported by fewer than ten drugs</w:t>
+            </w:r>
+          </w:p>
+        </w:tc>
+      </w:tr>
+      <w:tr>
+        <w:tc>
+          <w:tcPr/>
+          <w:p>
+            <w:pPr>
+              <w:pStyle w:val="Compact"/>
+            </w:pPr>
+            <w:r>
+              <w:rPr>
+                <w:rStyle w:val="VerbatimChar"/>
+              </w:rPr>
+              <w:t xml:space="preserve">app.py:102-104</w:t>
+            </w:r>
+            <w:r>
+              <w:t xml:space="preserve"> </w:t>
+            </w:r>
+            <w:r>
+              <w:t xml:space="preserve">quotes the withdrawn H2 triple</w:t>
+            </w:r>
+          </w:p>
+        </w:tc>
+        <w:tc>
+          <w:tcPr/>
+          <w:p>
+            <w:pPr>
+              <w:pStyle w:val="Compact"/>
+            </w:pPr>
+            <w:r>
+              <w:t xml:space="preserve">9</w:t>
+            </w:r>
+          </w:p>
+        </w:tc>
+        <w:tc>
+          <w:tcPr/>
+          <w:p>
+            <w:pPr>
+              <w:pStyle w:val="Compact"/>
+            </w:pPr>
+            <w:r>
+              <w:t xml:space="preserve">Corrected to 0.7901 / 0.7897 / 0.7874 over 7,008, with a note recording what it used to say. Audit item BS-M-04 now closed in the source</w:t>
+            </w:r>
+          </w:p>
+        </w:tc>
+      </w:tr>
+      <w:tr>
+        <w:tc>
+          <w:tcPr/>
+          <w:p>
+            <w:pPr>
+              <w:pStyle w:val="Compact"/>
+            </w:pPr>
+            <w:r>
+              <w:rPr>
+                <w:rStyle w:val="VerbatimChar"/>
+              </w:rPr>
+              <w:t xml:space="preserve">background_specificity.csv</w:t>
+            </w:r>
+            <w:r>
+              <w:t xml:space="preserve"> </w:t>
+            </w:r>
+            <w:r>
+              <w:t xml:space="preserve">holds pre-correction output</w:t>
+            </w:r>
+          </w:p>
+        </w:tc>
+        <w:tc>
+          <w:tcPr/>
+          <w:p>
+            <w:pPr>
+              <w:pStyle w:val="Compact"/>
+            </w:pPr>
+            <w:r>
+              <w:t xml:space="preserve">9</w:t>
+            </w:r>
+          </w:p>
+        </w:tc>
+        <w:tc>
+          <w:tcPr/>
+          <w:p>
+            <w:pPr>
+              <w:pStyle w:val="Compact"/>
+            </w:pPr>
+            <w:r>
+              <w:t xml:space="preserve">Refreshed by updating only its two reported columns from the registry.</w:t>
+            </w:r>
+            <w:r>
+              <w:t xml:space="preserve"> </w:t>
+            </w:r>
+            <w:r>
+              <w:rPr>
+                <w:b/>
+                <w:bCs/>
+              </w:rPr>
+              <w:t xml:space="preserve">No threshold and no background false-positive rate moved on any of the 47 endpoints</w:t>
+            </w:r>
+            <w:r>
+              <w:t xml:space="preserve">, and the shipped copy in the submission package was updated with it. Two tests pin both</w:t>
+            </w:r>
+          </w:p>
+        </w:tc>
+      </w:tr>
+      <w:tr>
+        <w:tc>
+          <w:tcPr/>
+          <w:p>
+            <w:pPr>
+              <w:pStyle w:val="Compact"/>
+            </w:pPr>
+            <w:r>
+              <w:t xml:space="preserve">The technical report’s cross-provenance section is stale</w:t>
+            </w:r>
+          </w:p>
+        </w:tc>
+        <w:tc>
+          <w:tcPr/>
+          <w:p>
+            <w:pPr>
+              <w:pStyle w:val="Compact"/>
+            </w:pPr>
+            <w:r>
+              <w:t xml:space="preserve">8</w:t>
+            </w:r>
+          </w:p>
+        </w:tc>
+        <w:tc>
+          <w:tcPr/>
+          <w:p>
+            <w:pPr>
+              <w:pStyle w:val="Compact"/>
+            </w:pPr>
+            <w:r>
+              <w:t xml:space="preserve">The 0.868 was not hard-coded; the report computes it and had never been rebuilt, because</w:t>
+            </w:r>
+            <w:r>
+              <w:t xml:space="preserve"> </w:t>
+            </w:r>
+            <w:r>
+              <w:rPr>
+                <w:rStyle w:val="VerbatimChar"/>
+              </w:rPr>
+              <w:t xml:space="preserve">TECHNICAL_REPORT.md</w:t>
+            </w:r>
+            <w:r>
+              <w:t xml:space="preserve"> </w:t>
+            </w:r>
+            <w:r>
+              <w:t xml:space="preserve">was the one generated document outside the freshness graph. It is now declared against all 23 of its inputs and rebuilt at 0.716</w:t>
+            </w:r>
+          </w:p>
+        </w:tc>
+      </w:tr>
+    </w:tbl>
+    <w:p>
+      <w:pPr>
+        <w:pStyle w:val="BodyText"/>
+      </w:pPr>
+      <w:r>
+        <w:t xml:space="preserve">The third of those deserves a sentence, because Chapter 9 posed it as a dilemma and the resolution is</w:t>
+      </w:r>
+      <w:r>
+        <w:t xml:space="preserve"> </w:t>
+      </w:r>
+      <w:r>
+        <w:t xml:space="preserve">narrower than either horn. Four of that file’s six columns were already correct; only the two</w:t>
+      </w:r>
+      <w:r>
+        <w:t xml:space="preserve"> </w:t>
+      </w:r>
+      <w:r>
+        <w:t xml:space="preserve">reported ones were stale, so refreshing those two from the registry avoids re-running the sequence</w:t>
+      </w:r>
+      <w:r>
+        <w:t xml:space="preserve"> </w:t>
+      </w:r>
+      <w:r>
+        <w:t xml:space="preserve">that would rewrite every operating threshold to correct a reported one. And the version a reviewer</w:t>
+      </w:r>
+      <w:r>
+        <w:t xml:space="preserve"> </w:t>
+      </w:r>
+      <w:r>
+        <w:t xml:space="preserve">holds was corrected at the same time as the local one, which is the part that mattered:</w:t>
+      </w:r>
+      <w:r>
+        <w:t xml:space="preserve"> </w:t>
+      </w:r>
+      <w:r>
+        <w:rPr>
+          <w:b/>
+          <w:bCs/>
+        </w:rPr>
+        <w:t xml:space="preserve">the</w:t>
+      </w:r>
+      <w:r>
+        <w:rPr>
+          <w:b/>
+          <w:bCs/>
+        </w:rPr>
+        <w:t xml:space="preserve"> </w:t>
+      </w:r>
+      <w:r>
+        <w:rPr>
+          <w:b/>
+          <w:bCs/>
+        </w:rPr>
+        <w:t xml:space="preserve">disagreement was visible to reviewers before it was visible to us.</w:t>
+      </w:r>
+    </w:p>
+    <w:p>
+      <w:pPr>
+        <w:pStyle w:val="BodyText"/>
+      </w:pPr>
+      <w:r>
+        <w:rPr>
+          <w:b/>
+          <w:bCs/>
+        </w:rPr>
         <w:t xml:space="preserve">Open, ordered by consequence.</w:t>
       </w:r>
       <w:r>
         <w:t xml:space="preserve"> </w:t>
       </w:r>
       <w:r>
-        <w:t xml:space="preserve">The first four change something a user sees or a reader would</w:t>
-      </w:r>
-      <w:r>
-        <w:t xml:space="preserve"> </w:t>
-      </w:r>
-      <w:r>
-        <w:t xml:space="preserve">quote; the rest are housekeeping.</w:t>
+        <w:t xml:space="preserve">The first two change something a reader would quote; the rest are</w:t>
+      </w:r>
+      <w:r>
+        <w:t xml:space="preserve"> </w:t>
+      </w:r>
+      <w:r>
+        <w:t xml:space="preserve">housekeeping.</w:t>
       </w:r>
     </w:p>
     <w:p>
@@ -3461,25 +3884,19 @@
           <w:b/>
           <w:bCs/>
         </w:rPr>
-        <w:t xml:space="preserve">The interface quotes co-firing correlations that no longer match the artefact.</w:t>
-      </w:r>
-      <w:r>
-        <w:t xml:space="preserve"> </w:t>
-      </w:r>
-      <w:r>
-        <w:t xml:space="preserve">Five of five</w:t>
-      </w:r>
-      <w:r>
-        <w:t xml:space="preserve"> </w:t>
-      </w:r>
-      <w:r>
-        <w:t xml:space="preserve">correlations and three of four conditional probabilities disagree, and the monoamine entry names</w:t>
-      </w:r>
-      <w:r>
-        <w:t xml:space="preserve"> </w:t>
-      </w:r>
-      <w:r>
-        <w:t xml:space="preserve">the wrong pair as its family’s strongest. This is rendered on a result page.</w:t>
+        <w:t xml:space="preserve">The sensitivity correction has reached the registry and not all of the prose.</w:t>
+      </w:r>
+      <w:r>
+        <w:t xml:space="preserve"> </w:t>
+      </w:r>
+      <w:r>
+        <w:t xml:space="preserve">The manuscript</w:t>
+      </w:r>
+      <w:r>
+        <w:t xml:space="preserve"> </w:t>
+      </w:r>
+      <w:r>
+        <w:t xml:space="preserve">and</w:t>
       </w:r>
       <w:r>
         <w:t xml:space="preserve"> </w:t>
@@ -3488,25 +3905,28 @@
         <w:rPr>
           <w:rStyle w:val="VerbatimChar"/>
         </w:rPr>
-        <w:t xml:space="preserve">FAMILY_COFIRE</w:t>
-      </w:r>
-      <w:r>
-        <w:t xml:space="preserve"> </w:t>
-      </w:r>
-      <w:r>
-        <w:t xml:space="preserve">should be derived from</w:t>
-      </w:r>
-      <w:r>
-        <w:t xml:space="preserve"> </w:t>
-      </w:r>
-      <w:r>
-        <w:rPr>
-          <w:rStyle w:val="VerbatimChar"/>
-        </w:rPr>
-        <w:t xml:space="preserve">H8_family_correlation.csv</w:t>
-      </w:r>
-      <w:r>
-        <w:t xml:space="preserve">, not restated. (9)</w:t>
+        <w:t xml:space="preserve">EVIDENCE_MAP.md</w:t>
+      </w:r>
+      <w:r>
+        <w:t xml:space="preserve"> </w:t>
+      </w:r>
+      <w:r>
+        <w:t xml:space="preserve">still quote 0.8983 under the qualifier</w:t>
+      </w:r>
+      <w:r>
+        <w:t xml:space="preserve"> </w:t>
+      </w:r>
+      <w:r>
+        <w:t xml:space="preserve">“on actives withheld by scaffold”</w:t>
+      </w:r>
+      <w:r>
+        <w:t xml:space="preserve">.</w:t>
+      </w:r>
+      <w:r>
+        <w:t xml:space="preserve"> </w:t>
+      </w:r>
+      <w:r>
+        <w:t xml:space="preserve">The correct figure is 0.7638. The technical report has been rebuilt; these two have not. (5, 6)</w:t>
       </w:r>
     </w:p>
     <w:p>
@@ -3522,43 +3942,22 @@
           <w:b/>
           <w:bCs/>
         </w:rPr>
-        <w:t xml:space="preserve">The sensitivity correction has reached the registry and not the prose.</w:t>
-      </w:r>
-      <w:r>
-        <w:t xml:space="preserve"> </w:t>
-      </w:r>
-      <w:r>
-        <w:t xml:space="preserve">The manuscript,</w:t>
-      </w:r>
-      <w:r>
-        <w:t xml:space="preserve"> </w:t>
-      </w:r>
-      <w:r>
-        <w:rPr>
-          <w:rStyle w:val="VerbatimChar"/>
-        </w:rPr>
-        <w:t xml:space="preserve">EVIDENCE_MAP.md</w:t>
-      </w:r>
-      <w:r>
-        <w:t xml:space="preserve"> </w:t>
-      </w:r>
-      <w:r>
-        <w:t xml:space="preserve">and the technical report still quote 0.8983 under the qualifier</w:t>
-      </w:r>
-      <w:r>
-        <w:t xml:space="preserve"> </w:t>
-      </w:r>
-      <w:r>
-        <w:t xml:space="preserve">“on actives</w:t>
-      </w:r>
-      <w:r>
-        <w:t xml:space="preserve"> </w:t>
-      </w:r>
-      <w:r>
-        <w:t xml:space="preserve">withheld by scaffold”</w:t>
-      </w:r>
-      <w:r>
-        <w:t xml:space="preserve">. The correct figure is 0.7638. (5, 6)</w:t>
+        <w:t xml:space="preserve">The headline calibration figure should be qualified everywhere it appears</w:t>
+      </w:r>
+      <w:r>
+        <w:t xml:space="preserve">, since 0.0801 to</w:t>
+      </w:r>
+      <w:r>
+        <w:t xml:space="preserve"> </w:t>
+      </w:r>
+      <w:r>
+        <w:t xml:space="preserve">0.0147 covers eight of the deployed estimators and the 38 binder endpoints sit at a mean of</w:t>
+      </w:r>
+      <w:r>
+        <w:t xml:space="preserve"> </w:t>
+      </w:r>
+      <w:r>
+        <w:t xml:space="preserve">0.0762. Section 10.5 adds that the barrier model is the worst of the eight. (4)</w:t>
       </w:r>
     </w:p>
     <w:p>
@@ -3570,26 +3969,25 @@
         </w:numPr>
       </w:pPr>
       <w:r>
+        <w:t xml:space="preserve">Give each hypothesis one verdict rule, as H10 now has, and pin the verdicts with a test. The</w:t>
+      </w:r>
+      <w:r>
+        <w:t xml:space="preserve"> </w:t>
+      </w:r>
+      <w:r>
+        <w:t xml:space="preserve">suite has grown to 73 tests and none of them reads</w:t>
+      </w:r>
+      <w:r>
+        <w:t xml:space="preserve"> </w:t>
+      </w:r>
+      <w:r>
         <w:rPr>
-          <w:b/>
-          <w:bCs/>
+          <w:rStyle w:val="VerbatimChar"/>
         </w:rPr>
-        <w:t xml:space="preserve">The headline calibration figure should be qualified everywhere it appears</w:t>
-      </w:r>
-      <w:r>
-        <w:t xml:space="preserve">, since 0.0801 to</w:t>
-      </w:r>
-      <w:r>
-        <w:t xml:space="preserve"> </w:t>
-      </w:r>
-      <w:r>
-        <w:t xml:space="preserve">0.0147 covers eight of the deployed estimators and the 38 binder endpoints sit at a mean of</w:t>
-      </w:r>
-      <w:r>
-        <w:t xml:space="preserve"> </w:t>
-      </w:r>
-      <w:r>
-        <w:t xml:space="preserve">0.0762. Section 10.5 adds that the barrier model is the worst of the eight. (4)</w:t>
+        <w:t xml:space="preserve">inversion/</w:t>
+      </w:r>
+      <w:r>
+        <w:t xml:space="preserve">. (9)</w:t>
       </w:r>
     </w:p>
     <w:p>
@@ -3601,119 +3999,13 @@
         </w:numPr>
       </w:pPr>
       <w:r>
-        <w:rPr>
-          <w:b/>
-          <w:bCs/>
-        </w:rPr>
-        <w:t xml:space="preserve">The technical report’s cross-provenance section is stale</w:t>
-      </w:r>
-      <w:r>
-        <w:t xml:space="preserve">, stating a mean deployed sensitivity</w:t>
-      </w:r>
-      <w:r>
-        <w:t xml:space="preserve"> </w:t>
-      </w:r>
-      <w:r>
-        <w:t xml:space="preserve">of 0.868 where the artefact gives 0.7160; the scaffold hold-out is 41 targets at median recall</w:t>
-      </w:r>
-      <w:r>
-        <w:t xml:space="preserve"> </w:t>
-      </w:r>
-      <w:r>
-        <w:t xml:space="preserve">0.8180 where the report says 39 and 0.815. (8)</w:t>
-      </w:r>
-    </w:p>
-    <w:p>
-      <w:pPr>
-        <w:pStyle w:val="Compact"/>
-        <w:numPr>
-          <w:ilvl w:val="0"/>
-          <w:numId w:val="1003"/>
-        </w:numPr>
-      </w:pPr>
-      <w:r>
-        <w:rPr>
-          <w:rStyle w:val="VerbatimChar"/>
-        </w:rPr>
-        <w:t xml:space="preserve">app.py:102-104</w:t>
-      </w:r>
-      <w:r>
-        <w:t xml:space="preserve"> </w:t>
-      </w:r>
-      <w:r>
-        <w:t xml:space="preserve">still quotes the withdrawn H2 triple over a population that never matched. Audit</w:t>
-      </w:r>
-      <w:r>
-        <w:t xml:space="preserve"> </w:t>
-      </w:r>
-      <w:r>
-        <w:t xml:space="preserve">item BS-M-04, closed in the manuscript and not in the source. (9)</w:t>
-      </w:r>
-    </w:p>
-    <w:p>
-      <w:pPr>
-        <w:pStyle w:val="Compact"/>
-        <w:numPr>
-          <w:ilvl w:val="0"/>
-          <w:numId w:val="1003"/>
-        </w:numPr>
-      </w:pPr>
-      <w:r>
-        <w:t xml:space="preserve">Give each hypothesis one verdict rule, as H10 now has, and pin the verdicts with a test. (9)</w:t>
-      </w:r>
-    </w:p>
-    <w:p>
-      <w:pPr>
-        <w:pStyle w:val="Compact"/>
-        <w:numPr>
-          <w:ilvl w:val="0"/>
-          <w:numId w:val="1003"/>
-        </w:numPr>
-      </w:pPr>
-      <w:r>
-        <w:t xml:space="preserve">Make the freshness graph aware of code, so a corrected generator marks its output stale. (9)</w:t>
-      </w:r>
-    </w:p>
-    <w:p>
-      <w:pPr>
-        <w:pStyle w:val="Compact"/>
-        <w:numPr>
-          <w:ilvl w:val="0"/>
-          <w:numId w:val="1003"/>
-        </w:numPr>
-      </w:pPr>
-      <w:r>
-        <w:t xml:space="preserve">Regenerate</w:t>
-      </w:r>
-      <w:r>
-        <w:t xml:space="preserve"> </w:t>
-      </w:r>
-      <w:r>
-        <w:rPr>
-          <w:rStyle w:val="VerbatimChar"/>
-        </w:rPr>
-        <w:t xml:space="preserve">background_specificity.csv</w:t>
-      </w:r>
-      <w:r>
-        <w:t xml:space="preserve">, but only within a deliberate rerun of the threshold</w:t>
-      </w:r>
-      <w:r>
-        <w:t xml:space="preserve"> </w:t>
-      </w:r>
-      <w:r>
-        <w:t xml:space="preserve">sequence with the guard described in</w:t>
-      </w:r>
-      <w:r>
-        <w:t xml:space="preserve"> </w:t>
-      </w:r>
-      <w:r>
-        <w:rPr>
-          <w:rStyle w:val="VerbatimChar"/>
-        </w:rPr>
-        <w:t xml:space="preserve">ab88039</w:t>
-      </w:r>
-      <w:r>
-        <w:t xml:space="preserve">. (9)</w:t>
+        <w:t xml:space="preserve">Make the freshness graph aware of code, so a corrected generator marks its output stale. The</w:t>
+      </w:r>
+      <w:r>
+        <w:t xml:space="preserve"> </w:t>
+      </w:r>
+      <w:r>
+        <w:t xml:space="preserve">repairs above were all found by reading rather than by a check. (9)</w:t>
       </w:r>
     </w:p>
     <w:p>

--- a/thesis/docx/chapter10_limitations.docx
+++ b/thesis/docx/chapter10_limitations.docx
@@ -2056,13 +2056,13 @@
       </w:r>
     </w:p>
     <w:bookmarkEnd w:id="12"/>
-    <w:bookmarkStart w:id="13" w:name="X47cbb09411827b060ec5035646b39eea425c9d0"/>
+    <w:bookmarkStart w:id="13" w:name="Xaf73be0b6385a6f30bcb9b5bc86b912b6b5bce1"/>
     <w:p>
       <w:pPr>
         <w:pStyle w:val="Heading2"/>
       </w:pPr>
       <w:r>
-        <w:t xml:space="preserve">10.5 Uncertainty is complete for eight estimators and largely absent for thirty-eight</w:t>
+        <w:t xml:space="preserve">10.5 Uncertainty is complete for eight estimators and largely absent for forty-seven</w:t>
       </w:r>
     </w:p>
     <w:p>
@@ -2098,19 +2098,27 @@
         <w:t xml:space="preserve"> </w:t>
       </w:r>
       <w:r>
-        <w:t xml:space="preserve">classifiers and not for the target panel.</w:t>
+        <w:t xml:space="preserve">classifiers and not for the target panel. Counted per layer rather than asserted, since the layers</w:t>
+      </w:r>
+      <w:r>
+        <w:t xml:space="preserve"> </w:t>
+      </w:r>
+      <w:r>
+        <w:t xml:space="preserve">do not stop at the same place:</w:t>
       </w:r>
     </w:p>
     <w:tbl>
       <w:tblPr>
         <w:tblStyle w:val="Table"/>
-        <w:tblW w:type="auto" w:w="0"/>
+        <w:tblW w:type="pct" w:w="5000"/>
+        <w:tblLayout w:type="fixed"/>
         <w:tblLook w:firstRow="1" w:lastRow="0" w:firstColumn="0" w:lastColumn="0" w:noHBand="0" w:noVBand="0" w:val="0020"/>
       </w:tblPr>
       <w:tblGrid>
-        <w:gridCol w:w="2640"/>
-        <w:gridCol w:w="2640"/>
-        <w:gridCol w:w="2640"/>
+        <w:gridCol w:w="1584"/>
+        <w:gridCol w:w="2112"/>
+        <w:gridCol w:w="2112"/>
+        <w:gridCol w:w="2112"/>
       </w:tblGrid>
       <w:tr>
         <w:trPr>
@@ -2122,6 +2130,9 @@
             <w:pPr>
               <w:pStyle w:val="Compact"/>
             </w:pPr>
+            <w:r>
+              <w:t xml:space="preserve">Layer</w:t>
+            </w:r>
           </w:p>
         </w:tc>
         <w:tc>
@@ -2132,7 +2143,7 @@
               <w:jc w:val="right"/>
             </w:pPr>
             <w:r>
-              <w:t xml:space="preserve">Isotonic + conformal + domain</w:t>
+              <w:t xml:space="preserve">8 core classifiers</w:t>
             </w:r>
           </w:p>
         </w:tc>
@@ -2144,7 +2155,19 @@
               <w:jc w:val="right"/>
             </w:pPr>
             <w:r>
-              <w:t xml:space="preserve">Platt only</w:t>
+              <w:t xml:space="preserve">47 deployed binder endpoints</w:t>
+            </w:r>
+          </w:p>
+        </w:tc>
+        <w:tc>
+          <w:tcPr/>
+          <w:p>
+            <w:pPr>
+              <w:pStyle w:val="Compact"/>
+              <w:jc w:val="right"/>
+            </w:pPr>
+            <w:r>
+              <w:t xml:space="preserve">11 ADME and auxiliary</w:t>
             </w:r>
           </w:p>
         </w:tc>
@@ -2157,7 +2180,7 @@
               <w:pStyle w:val="Compact"/>
             </w:pPr>
             <w:r>
-              <w:t xml:space="preserve">Core classifiers</w:t>
+              <w:t xml:space="preserve">Isotonic calibration</w:t>
             </w:r>
           </w:p>
         </w:tc>
@@ -2169,7 +2192,7 @@
               <w:jc w:val="right"/>
             </w:pPr>
             <w:r>
-              <w:t xml:space="preserve">8</w:t>
+              <w:t xml:space="preserve">8 of 8</w:t>
             </w:r>
           </w:p>
         </w:tc>
@@ -2181,7 +2204,19 @@
               <w:jc w:val="right"/>
             </w:pPr>
             <w:r>
-              <w:t xml:space="preserve">–</w:t>
+              <w:t xml:space="preserve">none</w:t>
+            </w:r>
+          </w:p>
+        </w:tc>
+        <w:tc>
+          <w:tcPr/>
+          <w:p>
+            <w:pPr>
+              <w:pStyle w:val="Compact"/>
+              <w:jc w:val="right"/>
+            </w:pPr>
+            <w:r>
+              <w:t xml:space="preserve">none</w:t>
             </w:r>
           </w:p>
         </w:tc>
@@ -2194,7 +2229,7 @@
               <w:pStyle w:val="Compact"/>
             </w:pPr>
             <w:r>
-              <w:t xml:space="preserve">Binder endpoints</w:t>
+              <w:t xml:space="preserve">Conformal set</w:t>
             </w:r>
           </w:p>
         </w:tc>
@@ -2206,7 +2241,7 @@
               <w:jc w:val="right"/>
             </w:pPr>
             <w:r>
-              <w:t xml:space="preserve">–</w:t>
+              <w:t xml:space="preserve">8 of 8</w:t>
             </w:r>
           </w:p>
         </w:tc>
@@ -2218,7 +2253,117 @@
               <w:jc w:val="right"/>
             </w:pPr>
             <w:r>
-              <w:t xml:space="preserve">38</w:t>
+              <w:t xml:space="preserve">none</w:t>
+            </w:r>
+          </w:p>
+        </w:tc>
+        <w:tc>
+          <w:tcPr/>
+          <w:p>
+            <w:pPr>
+              <w:pStyle w:val="Compact"/>
+              <w:jc w:val="right"/>
+            </w:pPr>
+            <w:r>
+              <w:t xml:space="preserve">none</w:t>
+            </w:r>
+          </w:p>
+        </w:tc>
+      </w:tr>
+      <w:tr>
+        <w:tc>
+          <w:tcPr/>
+          <w:p>
+            <w:pPr>
+              <w:pStyle w:val="Compact"/>
+            </w:pPr>
+            <w:r>
+              <w:t xml:space="preserve">Applicability band</w:t>
+            </w:r>
+          </w:p>
+        </w:tc>
+        <w:tc>
+          <w:tcPr/>
+          <w:p>
+            <w:pPr>
+              <w:pStyle w:val="Compact"/>
+              <w:jc w:val="right"/>
+            </w:pPr>
+            <w:r>
+              <w:t xml:space="preserve">8 of 8</w:t>
+            </w:r>
+          </w:p>
+        </w:tc>
+        <w:tc>
+          <w:tcPr/>
+          <w:p>
+            <w:pPr>
+              <w:pStyle w:val="Compact"/>
+              <w:jc w:val="right"/>
+            </w:pPr>
+            <w:r>
+              <w:t xml:space="preserve">39 of 47</w:t>
+            </w:r>
+          </w:p>
+        </w:tc>
+        <w:tc>
+          <w:tcPr/>
+          <w:p>
+            <w:pPr>
+              <w:pStyle w:val="Compact"/>
+              <w:jc w:val="right"/>
+            </w:pPr>
+            <w:r>
+              <w:t xml:space="preserve">1 of 11</w:t>
+            </w:r>
+          </w:p>
+        </w:tc>
+      </w:tr>
+      <w:tr>
+        <w:tc>
+          <w:tcPr/>
+          <w:p>
+            <w:pPr>
+              <w:pStyle w:val="Compact"/>
+            </w:pPr>
+            <w:r>
+              <w:t xml:space="preserve">Per-endpoint calibration error</w:t>
+            </w:r>
+          </w:p>
+        </w:tc>
+        <w:tc>
+          <w:tcPr/>
+          <w:p>
+            <w:pPr>
+              <w:pStyle w:val="Compact"/>
+              <w:jc w:val="right"/>
+            </w:pPr>
+            <w:r>
+              <w:t xml:space="preserve">8 of 8</w:t>
+            </w:r>
+          </w:p>
+        </w:tc>
+        <w:tc>
+          <w:tcPr/>
+          <w:p>
+            <w:pPr>
+              <w:pStyle w:val="Compact"/>
+              <w:jc w:val="right"/>
+            </w:pPr>
+            <w:r>
+              <w:t xml:space="preserve">38 of 47</w:t>
+            </w:r>
+          </w:p>
+        </w:tc>
+        <w:tc>
+          <w:tcPr/>
+          <w:p>
+            <w:pPr>
+              <w:pStyle w:val="Compact"/>
+              <w:jc w:val="right"/>
+            </w:pPr>
+            <w:r>
+              <w:t xml:space="preserve">none</w:t>
             </w:r>
           </w:p>
         </w:tc>
@@ -2229,6 +2374,80 @@
         <w:pStyle w:val="BodyText"/>
       </w:pPr>
       <w:r>
+        <w:t xml:space="preserve">Two counts in that table deserve stating rather than leaving to be read off.</w:t>
+      </w:r>
+      <w:r>
+        <w:t xml:space="preserve"> </w:t>
+      </w:r>
+      <w:r>
+        <w:rPr>
+          <w:b/>
+          <w:bCs/>
+        </w:rPr>
+        <w:t xml:space="preserve">Nine of the 47</w:t>
+      </w:r>
+      <w:r>
+        <w:rPr>
+          <w:b/>
+          <w:bCs/>
+        </w:rPr>
+        <w:t xml:space="preserve"> </w:t>
+      </w:r>
+      <w:r>
+        <w:rPr>
+          <w:b/>
+          <w:bCs/>
+        </w:rPr>
+        <w:t xml:space="preserve">deployed binder endpoints carry no measured calibration error at all</w:t>
+      </w:r>
+      <w:r>
+        <w:t xml:space="preserve">: CGRP, GABA-A, GBA1, GluN2B,</w:t>
+      </w:r>
+      <w:r>
+        <w:t xml:space="preserve"> </w:t>
+      </w:r>
+      <w:r>
+        <w:t xml:space="preserve">KEAP1, Nav1.5, Nav1.8, SIRT1 and α3β4 nAChR.</w:t>
+      </w:r>
+      <w:r>
+        <w:t xml:space="preserve"> </w:t>
+      </w:r>
+      <w:r>
+        <w:rPr>
+          <w:b/>
+          <w:bCs/>
+        </w:rPr>
+        <w:t xml:space="preserve">Eight carry no per-endpoint applicability</w:t>
+      </w:r>
+      <w:r>
+        <w:rPr>
+          <w:b/>
+          <w:bCs/>
+        </w:rPr>
+        <w:t xml:space="preserve"> </w:t>
+      </w:r>
+      <w:r>
+        <w:rPr>
+          <w:b/>
+          <w:bCs/>
+        </w:rPr>
+        <w:t xml:space="preserve">reference</w:t>
+      </w:r>
+      <w:r>
+        <w:t xml:space="preserve">, so a query against them falls back to the global domain call. Neither absence is</w:t>
+      </w:r>
+      <w:r>
+        <w:t xml:space="preserve"> </w:t>
+      </w:r>
+      <w:r>
+        <w:t xml:space="preserve">reported anywhere in the interface.</w:t>
+      </w:r>
+    </w:p>
+    <w:p>
+      <w:pPr>
+        <w:pStyle w:val="BodyText"/>
+      </w:pPr>
+      <w:r>
         <w:t xml:space="preserve">The core figures are good and the headline is honest about the mean but not about the spread.</w:t>
       </w:r>
       <w:r>
@@ -2320,7 +2539,7 @@
         <w:pStyle w:val="BodyText"/>
       </w:pPr>
       <w:r>
-        <w:t xml:space="preserve">For the 38 Platt-scaled binder endpoints the expected calibration error is</w:t>
+        <w:t xml:space="preserve">Across the 38 Platt-scaled binder endpoints that carry one, the expected calibration error is</w:t>
       </w:r>
       <w:r>
         <w:t xml:space="preserve"> </w:t>
@@ -2376,7 +2595,7 @@
         <w:t xml:space="preserve"> </w:t>
       </w:r>
       <w:r>
-        <w:t xml:space="preserve">the 38 they are most likely to.</w:t>
+        <w:t xml:space="preserve">the 47 they are most likely to.</w:t>
       </w:r>
     </w:p>
     <w:bookmarkEnd w:id="13"/>

--- a/thesis/docx/chapter10_limitations.docx
+++ b/thesis/docx/chapter10_limitations.docx
@@ -657,7 +657,7 @@
         <w:t xml:space="preserve"> </w:t>
       </w:r>
       <w:r>
-        <w:t xml:space="preserve">so the assignment is identical rather than merely similar, and the 241 FDA-curated approved drugs</w:t>
+        <w:t xml:space="preserve">so the assignment is identical rather than merely similar, and the 227 FDA-curated approved drugs</w:t>
       </w:r>
       <w:r>
         <w:t xml:space="preserve"> </w:t>
@@ -709,7 +709,7 @@
               <w:jc w:val="right"/>
             </w:pPr>
             <w:r>
-              <w:t xml:space="preserve">External approved, n = 241</w:t>
+              <w:t xml:space="preserve">External approved, n = 227</w:t>
             </w:r>
           </w:p>
         </w:tc>
@@ -758,7 +758,7 @@
                 <w:b/>
                 <w:bCs/>
               </w:rPr>
-              <w:t xml:space="preserve">0.7934</w:t>
+              <w:t xml:space="preserve">0.7666</w:t>
             </w:r>
           </w:p>
         </w:tc>
@@ -795,7 +795,7 @@
               <w:jc w:val="right"/>
             </w:pPr>
             <w:r>
-              <w:t xml:space="preserve">0.7701</w:t>
+              <w:t xml:space="preserve">0.7431</w:t>
             </w:r>
           </w:p>
         </w:tc>
@@ -832,7 +832,7 @@
               <w:jc w:val="right"/>
             </w:pPr>
             <w:r>
-              <w:t xml:space="preserve">0.7420</w:t>
+              <w:t xml:space="preserve">0.7400</w:t>
             </w:r>
           </w:p>
         </w:tc>
@@ -869,7 +869,7 @@
               <w:jc w:val="right"/>
             </w:pPr>
             <w:r>
-              <w:t xml:space="preserve">0.7440</w:t>
+              <w:t xml:space="preserve">0.7304</w:t>
             </w:r>
           </w:p>
         </w:tc>
@@ -906,7 +906,7 @@
               <w:jc w:val="right"/>
             </w:pPr>
             <w:r>
-              <w:t xml:space="preserve">0.7174</w:t>
+              <w:t xml:space="preserve">0.7130</w:t>
             </w:r>
           </w:p>
         </w:tc>
@@ -943,7 +943,7 @@
               <w:jc w:val="right"/>
             </w:pPr>
             <w:r>
-              <w:t xml:space="preserve">0.6332</w:t>
+              <w:t xml:space="preserve">0.6357</w:t>
             </w:r>
           </w:p>
         </w:tc>
@@ -980,7 +980,7 @@
               <w:jc w:val="right"/>
             </w:pPr>
             <w:r>
-              <w:t xml:space="preserve">0.6369</w:t>
+              <w:t xml:space="preserve">0.6247</w:t>
             </w:r>
           </w:p>
         </w:tc>
@@ -1017,7 +1017,7 @@
               <w:jc w:val="right"/>
             </w:pPr>
             <w:r>
-              <w:t xml:space="preserve">0.5992</w:t>
+              <w:t xml:space="preserve">0.5712</w:t>
             </w:r>
           </w:p>
         </w:tc>
@@ -1054,7 +1054,7 @@
               <w:jc w:val="right"/>
             </w:pPr>
             <w:r>
-              <w:t xml:space="preserve">0.6058</w:t>
+              <w:t xml:space="preserve">0.5804</w:t>
             </w:r>
           </w:p>
         </w:tc>
@@ -1065,7 +1065,39 @@
         <w:pStyle w:val="BodyText"/>
       </w:pPr>
       <w:r>
-        <w:t xml:space="preserve">Read as point estimates the fingerprint wins on both populations, by 0.0338 and 0.0233.</w:t>
+        <w:t xml:space="preserve">The external column is lower throughout than an earlier edition of this table reported, which gave</w:t>
+      </w:r>
+      <w:r>
+        <w:t xml:space="preserve"> </w:t>
+      </w:r>
+      <w:r>
+        <w:t xml:space="preserve">the deployed forest 0.7934 on 241 compounds. The novelty flag defining that set was computed before</w:t>
+      </w:r>
+      <w:r>
+        <w:t xml:space="preserve"> </w:t>
+      </w:r>
+      <w:r>
+        <w:t xml:space="preserve">the featuriser began neutralising charges, so fourteen of the 241 were by then feature-identical to a</w:t>
+      </w:r>
+      <w:r>
+        <w:t xml:space="preserve"> </w:t>
+      </w:r>
+      <w:r>
+        <w:t xml:space="preserve">training row. Removing them lowers every comparator on that population, which is the point: they were</w:t>
+      </w:r>
+      <w:r>
+        <w:t xml:space="preserve"> </w:t>
+      </w:r>
+      <w:r>
+        <w:t xml:space="preserve">inflating all of them, not only the deployed model.</w:t>
+      </w:r>
+    </w:p>
+    <w:p>
+      <w:pPr>
+        <w:pStyle w:val="BodyText"/>
+      </w:pPr>
+      <w:r>
+        <w:t xml:space="preserve">Read as point estimates the fingerprint wins on both populations, by 0.0338 and 0.0235.</w:t>
       </w:r>
       <w:r>
         <w:t xml:space="preserve"> </w:t>
@@ -1246,7 +1278,7 @@
               <w:jc w:val="right"/>
             </w:pPr>
             <w:r>
-              <w:t xml:space="preserve">0.0233</w:t>
+              <w:t xml:space="preserve">0.0235</w:t>
             </w:r>
           </w:p>
         </w:tc>
@@ -1261,7 +1293,7 @@
                 <w:b/>
                 <w:bCs/>
               </w:rPr>
-              <w:t xml:space="preserve">−0.0553 to +0.0106</w:t>
+              <w:t xml:space="preserve">−0.0580 to +0.0154</w:t>
             </w:r>
           </w:p>
         </w:tc>
@@ -1277,7 +1309,7 @@
                 <w:b/>
                 <w:bCs/>
               </w:rPr>
-              <w:t xml:space="preserve">0.083</w:t>
+              <w:t xml:space="preserve">0.107</w:t>
             </w:r>
           </w:p>
         </w:tc>
@@ -1304,13 +1336,31 @@
         <w:t xml:space="preserve"> </w:t>
       </w:r>
       <w:r>
-        <w:t xml:space="preserve">earns its place. On 241 approved drugs the model has never seen, its advantage over twelve</w:t>
-      </w:r>
-      <w:r>
-        <w:t xml:space="preserve"> </w:t>
-      </w:r>
-      <w:r>
-        <w:t xml:space="preserve">descriptors is not established: the interval crosses zero.</w:t>
+        <w:t xml:space="preserve">earns its place. On 227 approved drugs the model has never seen, its advantage over twelve</w:t>
+      </w:r>
+      <w:r>
+        <w:t xml:space="preserve"> </w:t>
+      </w:r>
+      <w:r>
+        <w:t xml:space="preserve">descriptors is not established: the interval crosses zero. Correcting the novelty flag left the</w:t>
+      </w:r>
+      <w:r>
+        <w:t xml:space="preserve"> </w:t>
+      </w:r>
+      <w:r>
+        <w:t xml:space="preserve">margin almost unchanged, 0.0233 to 0.0235, because both models lost the same memorised compounds,</w:t>
+      </w:r>
+      <w:r>
+        <w:t xml:space="preserve"> </w:t>
+      </w:r>
+      <w:r>
+        <w:t xml:space="preserve">and moved the bootstrap p from 0.083 to 0.107. The conclusion is not merely unaltered by the</w:t>
+      </w:r>
+      <w:r>
+        <w:t xml:space="preserve"> </w:t>
+      </w:r>
+      <w:r>
+        <w:t xml:space="preserve">correction; it is slightly further from significance than when it was first drawn.</w:t>
       </w:r>
     </w:p>
     <w:p>
@@ -1386,13 +1436,13 @@
         <w:t xml:space="preserve"> </w:t>
       </w:r>
       <w:r>
-        <w:t xml:space="preserve">it does clearly beat, on both populations and by a wide margin, is the published heuristic: 0.7934</w:t>
-      </w:r>
-      <w:r>
-        <w:t xml:space="preserve"> </w:t>
-      </w:r>
-      <w:r>
-        <w:t xml:space="preserve">against 0.6369 externally.</w:t>
+        <w:t xml:space="preserve">it does clearly beat, on both populations and by a wide margin, is the published heuristic: 0.7666</w:t>
+      </w:r>
+      <w:r>
+        <w:t xml:space="preserve"> </w:t>
+      </w:r>
+      <w:r>
+        <w:t xml:space="preserve">against 0.6247 externally.</w:t>
       </w:r>
     </w:p>
     <w:p>

--- a/thesis/docx/chapter10_limitations.docx
+++ b/thesis/docx/chapter10_limitations.docx
@@ -2766,13 +2766,13 @@
         <w:t xml:space="preserve"> </w:t>
       </w:r>
       <w:r>
-        <w:t xml:space="preserve">reference it separates at a median maximum similarity of 0.59 for unseen drugs against 0.47 for</w:t>
-      </w:r>
-      <w:r>
-        <w:t xml:space="preserve"> </w:t>
-      </w:r>
-      <w:r>
-        <w:t xml:space="preserve">non-drug-like controls (n = 25, Mann-Whitney p = 1.11 × 10⁻³), but only</w:t>
+        <w:t xml:space="preserve">reference it separates at a median maximum similarity of 0.57 for unseen drugs against 0.47 for</w:t>
+      </w:r>
+      <w:r>
+        <w:t xml:space="preserve"> </w:t>
+      </w:r>
+      <w:r>
+        <w:t xml:space="preserve">non-drug-like controls (n = 25, Mann-Whitney p = 1.82 × 10⁻³), but only</w:t>
       </w:r>
       <w:r>
         <w:t xml:space="preserve"> </w:t>
@@ -3360,7 +3360,7 @@
         <w:pStyle w:val="FirstParagraph"/>
       </w:pPr>
       <w:r>
-        <w:t xml:space="preserve">41 items were raised across Chapters 1 to 9. Ten are now closed. They are listed as closed rather</w:t>
+        <w:t xml:space="preserve">41 items were raised across Chapters 1 to 9. Eleven are now closed. They are listed as closed rather</w:t>
       </w:r>
       <w:r>
         <w:t xml:space="preserve"> </w:t>
@@ -4065,7 +4065,135 @@
         <w:pStyle w:val="BodyText"/>
       </w:pPr>
       <w:r>
-        <w:t xml:space="preserve">The third of those deserves a sentence, because Chapter 9 posed it as a dilemma and the resolution is</w:t>
+        <w:rPr>
+          <w:b/>
+          <w:bCs/>
+        </w:rPr>
+        <w:t xml:space="preserve">Closed during a later audit.</w:t>
+      </w:r>
+      <w:r>
+        <w:t xml:space="preserve"> </w:t>
+      </w:r>
+      <w:r>
+        <w:t xml:space="preserve">One more was closed while this thesis was checked chapter by</w:t>
+      </w:r>
+      <w:r>
+        <w:t xml:space="preserve"> </w:t>
+      </w:r>
+      <w:r>
+        <w:t xml:space="preserve">chapter for consistency with the manuscript audit that had, by then, already answered it elsewhere.</w:t>
+      </w:r>
+    </w:p>
+    <w:tbl>
+      <w:tblPr>
+        <w:tblStyle w:val="Table"/>
+        <w:tblW w:type="pct" w:w="5000"/>
+        <w:tblLayout w:type="fixed"/>
+        <w:tblLook w:firstRow="1" w:lastRow="0" w:firstColumn="0" w:lastColumn="0" w:noHBand="0" w:noVBand="0" w:val="0020"/>
+      </w:tblPr>
+      <w:tblGrid>
+        <w:gridCol w:w="2640"/>
+        <w:gridCol w:w="2640"/>
+        <w:gridCol w:w="2640"/>
+      </w:tblGrid>
+      <w:tr>
+        <w:trPr>
+          <w:tblHeader w:val="on"/>
+        </w:trPr>
+        <w:tc>
+          <w:tcPr/>
+          <w:p>
+            <w:pPr>
+              <w:pStyle w:val="Compact"/>
+            </w:pPr>
+            <w:r>
+              <w:t xml:space="preserve">Item</w:t>
+            </w:r>
+          </w:p>
+        </w:tc>
+        <w:tc>
+          <w:tcPr/>
+          <w:p>
+            <w:pPr>
+              <w:pStyle w:val="Compact"/>
+            </w:pPr>
+            <w:r>
+              <w:t xml:space="preserve">Raised</w:t>
+            </w:r>
+          </w:p>
+        </w:tc>
+        <w:tc>
+          <w:tcPr/>
+          <w:p>
+            <w:pPr>
+              <w:pStyle w:val="Compact"/>
+            </w:pPr>
+            <w:r>
+              <w:t xml:space="preserve">Closed by</w:t>
+            </w:r>
+          </w:p>
+        </w:tc>
+      </w:tr>
+      <w:tr>
+        <w:tc>
+          <w:tcPr/>
+          <w:p>
+            <w:pPr>
+              <w:pStyle w:val="Compact"/>
+            </w:pPr>
+            <w:r>
+              <w:t xml:space="preserve">The unique-compound count of 169,341, keyed by InChIKey of the desalted parent, had never been re-derived</w:t>
+            </w:r>
+          </w:p>
+        </w:tc>
+        <w:tc>
+          <w:tcPr/>
+          <w:p>
+            <w:pPr>
+              <w:pStyle w:val="Compact"/>
+            </w:pPr>
+            <w:r>
+              <w:t xml:space="preserve">1, 2, 10</w:t>
+            </w:r>
+          </w:p>
+        </w:tc>
+        <w:tc>
+          <w:tcPr/>
+          <w:p>
+            <w:pPr>
+              <w:pStyle w:val="Compact"/>
+            </w:pPr>
+            <w:r>
+              <w:rPr>
+                <w:rStyle w:val="VerbatimChar"/>
+              </w:rPr>
+              <w:t xml:space="preserve">src/brainsafe/evaluation/unique_compound_count.py</w:t>
+            </w:r>
+            <w:r>
+              <w:t xml:space="preserve"> </w:t>
+            </w:r>
+            <w:r>
+              <w:t xml:space="preserve">computes it directly from the endpoint tables and reproduces it to the digit: 170,619 distinct SMILES, 2 unparseable, 169,341 distinct InChIKeys of the desalted, neutralised parent (</w:t>
+            </w:r>
+            <w:r>
+              <w:rPr>
+                <w:rStyle w:val="VerbatimChar"/>
+              </w:rPr>
+              <w:t xml:space="preserve">results/tables/unique_compound_count.csv</w:t>
+            </w:r>
+            <w:r>
+              <w:t xml:space="preserve">)</w:t>
+            </w:r>
+          </w:p>
+        </w:tc>
+      </w:tr>
+    </w:tbl>
+    <w:p>
+      <w:pPr>
+        <w:pStyle w:val="BodyText"/>
+      </w:pPr>
+      <w:r>
+        <w:t xml:space="preserve">The third of those closed after writing deserves a sentence, because Chapter 9 posed it as a dilemma and the resolution is</w:t>
       </w:r>
       <w:r>
         <w:t xml:space="preserve"> </w:t>
@@ -4304,19 +4432,26 @@
         </w:numPr>
       </w:pPr>
       <w:r>
-        <w:t xml:space="preserve">The unique-compound count of 169,341 keyed by InChIKey is quoted in the manuscript and the</w:t>
-      </w:r>
-      <w:r>
-        <w:t xml:space="preserve"> </w:t>
-      </w:r>
-      <w:r>
-        <w:t xml:space="preserve">evidence map and has not been re-derived. Counting distinct SMILES gives 170,619, which is</w:t>
-      </w:r>
-      <w:r>
-        <w:t xml:space="preserve"> </w:t>
-      </w:r>
-      <w:r>
-        <w:t xml:space="preserve">consistent with the two being different quantities but verifies nothing. (1, 2)</w:t>
+        <w:rPr>
+          <w:strike/>
+        </w:rPr>
+        <w:t xml:space="preserve">The unique-compound count of 169,341 had never been re-derived.</w:t>
+      </w:r>
+      <w:r>
+        <w:t xml:space="preserve"> </w:t>
+      </w:r>
+      <w:r>
+        <w:rPr>
+          <w:b/>
+          <w:bCs/>
+        </w:rPr>
+        <w:t xml:space="preserve">Done, see section 10.8.</w:t>
+      </w:r>
+      <w:r>
+        <w:t xml:space="preserve"> </w:t>
+      </w:r>
+      <w:r>
+        <w:t xml:space="preserve">(1, 2)</w:t>
       </w:r>
     </w:p>
     <w:p>

--- a/thesis/docx/chapter10_limitations.docx
+++ b/thesis/docx/chapter10_limitations.docx
@@ -3360,7 +3360,7 @@
         <w:pStyle w:val="FirstParagraph"/>
       </w:pPr>
       <w:r>
-        <w:t xml:space="preserve">41 items were raised across Chapters 1 to 9. Eleven are now closed. They are listed as closed rather</w:t>
+        <w:t xml:space="preserve">41 items were raised across Chapters 1 to 9. Twelve are now closed. They are listed as closed rather</w:t>
       </w:r>
       <w:r>
         <w:t xml:space="preserve"> </w:t>
@@ -3373,24 +3373,6 @@
       </w:r>
       <w:r>
         <w:t xml:space="preserve">chapter is about.</w:t>
-      </w:r>
-    </w:p>
-    <w:p>
-      <w:pPr>
-        <w:pStyle w:val="BodyText"/>
-      </w:pPr>
-      <w:r>
-        <w:rPr>
-          <w:b/>
-          <w:bCs/>
-        </w:rPr>
-        <w:t xml:space="preserve">Closed while writing.</w:t>
-      </w:r>
-      <w:r>
-        <w:t xml:space="preserve"> </w:t>
-      </w:r>
-      <w:r>
-        <w:t xml:space="preserve">Six were closed in the course of writing Chapters 5 to 10.</w:t>
       </w:r>
     </w:p>
     <w:tbl>
@@ -3438,7 +3420,7 @@
               <w:pStyle w:val="Compact"/>
             </w:pPr>
             <w:r>
-              <w:t xml:space="preserve">Closed by</w:t>
+              <w:t xml:space="preserve">Resolution</w:t>
             </w:r>
           </w:p>
         </w:tc>
@@ -3473,19 +3455,7 @@
               <w:pStyle w:val="Compact"/>
             </w:pPr>
             <w:r>
-              <w:t xml:space="preserve">Commit</w:t>
-            </w:r>
-            <w:r>
-              <w:t xml:space="preserve"> </w:t>
-            </w:r>
-            <w:r>
-              <w:rPr>
-                <w:rStyle w:val="VerbatimChar"/>
-              </w:rPr>
-              <w:t xml:space="preserve">ab88039</w:t>
-            </w:r>
-            <w:r>
-              <w:t xml:space="preserve">; registry now holds the held-out figure on all 47 endpoints, reconciliation gap +0.000</w:t>
+              <w:t xml:space="preserve">The registry now holds the held-out figure on all 47 endpoints, with a reconciliation gap of +0.000 against the prose</w:t>
             </w:r>
           </w:p>
         </w:tc>
@@ -3564,19 +3534,7 @@
               <w:pStyle w:val="Compact"/>
             </w:pPr>
             <w:r>
-              <w:t xml:space="preserve">Traced to stale base rates corrected by</w:t>
-            </w:r>
-            <w:r>
-              <w:t xml:space="preserve"> </w:t>
-            </w:r>
-            <w:r>
-              <w:rPr>
-                <w:rStyle w:val="VerbatimChar"/>
-              </w:rPr>
-              <w:t xml:space="preserve">fd7aaa0</w:t>
-            </w:r>
-            <w:r>
-              <w:t xml:space="preserve">; not a degradation</w:t>
+              <w:t xml:space="preserve">Traced to stale base rates, now corrected; the change is not a degradation</w:t>
             </w:r>
           </w:p>
         </w:tc>
@@ -3652,7 +3610,7 @@
               <w:pStyle w:val="Compact"/>
             </w:pPr>
             <w:r>
-              <w:t xml:space="preserve">H10, section 10.3</w:t>
+              <w:t xml:space="preserve">H10, argued in section 10.3</w:t>
             </w:r>
           </w:p>
         </w:tc>
@@ -3698,71 +3656,7 @@
           </w:p>
         </w:tc>
       </w:tr>
-    </w:tbl>
-    <w:p>
-      <w:pPr>
-        <w:pStyle w:val="BodyText"/>
-      </w:pPr>
-      <w:r>
-        <w:rPr>
-          <w:b/>
-          <w:bCs/>
-        </w:rPr>
-        <w:t xml:space="preserve">Closed after writing.</w:t>
-      </w:r>
-      <w:r>
-        <w:t xml:space="preserve"> </w:t>
-      </w:r>
-      <w:r>
-        <w:t xml:space="preserve">Four more were repaired on 2026-09-02 in commit</w:t>
-      </w:r>
-      <w:r>
-        <w:t xml:space="preserve"> </w:t>
-      </w:r>
-      <w:r>
-        <w:rPr>
-          <w:rStyle w:val="VerbatimChar"/>
-        </w:rPr>
-        <w:t xml:space="preserve">1f91925</w:t>
-      </w:r>
-      <w:r>
-        <w:t xml:space="preserve">, which audited</w:t>
-      </w:r>
-      <w:r>
-        <w:t xml:space="preserve"> </w:t>
-      </w:r>
-      <w:r>
-        <w:t xml:space="preserve">Chapters 8 to 10 against the files they cite. They are recorded here because the ledger is the</w:t>
-      </w:r>
-      <w:r>
-        <w:t xml:space="preserve"> </w:t>
-      </w:r>
-      <w:r>
-        <w:t xml:space="preserve">chapter’s own claim about the state of the project, and a ledger that goes stale is the defect</w:t>
-      </w:r>
-      <w:r>
-        <w:t xml:space="preserve"> </w:t>
-      </w:r>
-      <w:r>
-        <w:t xml:space="preserve">section 10.7 describes.</w:t>
-      </w:r>
-    </w:p>
-    <w:tbl>
-      <w:tblPr>
-        <w:tblStyle w:val="Table"/>
-        <w:tblW w:type="pct" w:w="5000"/>
-        <w:tblLayout w:type="fixed"/>
-        <w:tblLook w:firstRow="1" w:lastRow="0" w:firstColumn="0" w:lastColumn="0" w:noHBand="0" w:noVBand="0" w:val="0020"/>
-      </w:tblPr>
-      <w:tblGrid>
-        <w:gridCol w:w="2640"/>
-        <w:gridCol w:w="2640"/>
-        <w:gridCol w:w="2640"/>
-      </w:tblGrid>
       <w:tr>
-        <w:trPr>
-          <w:tblHeader w:val="on"/>
-        </w:trPr>
         <w:tc>
           <w:tcPr/>
           <w:p>
@@ -3770,7 +3664,7 @@
               <w:pStyle w:val="Compact"/>
             </w:pPr>
             <w:r>
-              <w:t xml:space="preserve">Item</w:t>
+              <w:t xml:space="preserve">The interface quotes co-firing correlations that no longer match the artefact</w:t>
             </w:r>
           </w:p>
         </w:tc>
@@ -3781,7 +3675,7 @@
               <w:pStyle w:val="Compact"/>
             </w:pPr>
             <w:r>
-              <w:t xml:space="preserve">Raised</w:t>
+              <w:t xml:space="preserve">9</w:t>
             </w:r>
           </w:p>
         </w:tc>
@@ -3792,7 +3686,83 @@
               <w:pStyle w:val="Compact"/>
             </w:pPr>
             <w:r>
-              <w:t xml:space="preserve">Closed by</w:t>
+              <w:rPr>
+                <w:rStyle w:val="VerbatimChar"/>
+              </w:rPr>
+              <w:t xml:space="preserve">FAMILY_COFIRE</w:t>
+            </w:r>
+            <w:r>
+              <w:t xml:space="preserve"> </w:t>
+            </w:r>
+            <w:r>
+              <w:t xml:space="preserve">is now derived from the artefact by a function. The repair found a worse defect than Chapter 9 had described: the nicotinic entry asserted a family-level conclusion resting on</w:t>
+            </w:r>
+            <w:r>
+              <w:t xml:space="preserve"> </w:t>
+            </w:r>
+            <w:r>
+              <w:rPr>
+                <w:b/>
+                <w:bCs/>
+              </w:rPr>
+              <w:t xml:space="preserve">one</w:t>
+            </w:r>
+            <w:r>
+              <w:t xml:space="preserve"> </w:t>
+            </w:r>
+            <w:r>
+              <w:t xml:space="preserve">jointly approved drug, which the file could not distinguish from a certainty because every rate in it is a multiple of 1/400. The artefact now carries</w:t>
+            </w:r>
+            <w:r>
+              <w:t xml:space="preserve"> </w:t>
+            </w:r>
+            <w:r>
+              <w:rPr>
+                <w:rStyle w:val="VerbatimChar"/>
+              </w:rPr>
+              <w:t xml:space="preserve">n_drugs</w:t>
+            </w:r>
+            <w:r>
+              <w:t xml:space="preserve">,</w:t>
+            </w:r>
+            <w:r>
+              <w:t xml:space="preserve"> </w:t>
+            </w:r>
+            <w:r>
+              <w:rPr>
+                <w:rStyle w:val="VerbatimChar"/>
+              </w:rPr>
+              <w:t xml:space="preserve">n_a</w:t>
+            </w:r>
+            <w:r>
+              <w:t xml:space="preserve">,</w:t>
+            </w:r>
+            <w:r>
+              <w:t xml:space="preserve"> </w:t>
+            </w:r>
+            <w:r>
+              <w:rPr>
+                <w:rStyle w:val="VerbatimChar"/>
+              </w:rPr>
+              <w:t xml:space="preserve">n_b</w:t>
+            </w:r>
+            <w:r>
+              <w:t xml:space="preserve"> </w:t>
+            </w:r>
+            <w:r>
+              <w:t xml:space="preserve">and</w:t>
+            </w:r>
+            <w:r>
+              <w:t xml:space="preserve"> </w:t>
+            </w:r>
+            <w:r>
+              <w:rPr>
+                <w:rStyle w:val="VerbatimChar"/>
+              </w:rPr>
+              <w:t xml:space="preserve">n_joint</w:t>
+            </w:r>
+            <w:r>
+              <w:t xml:space="preserve">, and suppresses any pair supported by fewer than ten drugs</w:t>
             </w:r>
           </w:p>
         </w:tc>
@@ -3805,7 +3775,16 @@
               <w:pStyle w:val="Compact"/>
             </w:pPr>
             <w:r>
-              <w:t xml:space="preserve">The interface quotes co-firing correlations that no longer match the artefact</w:t>
+              <w:rPr>
+                <w:rStyle w:val="VerbatimChar"/>
+              </w:rPr>
+              <w:t xml:space="preserve">app.py</w:t>
+            </w:r>
+            <w:r>
+              <w:t xml:space="preserve"> </w:t>
+            </w:r>
+            <w:r>
+              <w:t xml:space="preserve">quoted the withdrawn H2 triple</w:t>
             </w:r>
           </w:p>
         </w:tc>
@@ -3827,83 +3806,7 @@
               <w:pStyle w:val="Compact"/>
             </w:pPr>
             <w:r>
-              <w:rPr>
-                <w:rStyle w:val="VerbatimChar"/>
-              </w:rPr>
-              <w:t xml:space="preserve">FAMILY_COFIRE</w:t>
-            </w:r>
-            <w:r>
-              <w:t xml:space="preserve"> </w:t>
-            </w:r>
-            <w:r>
-              <w:t xml:space="preserve">is now derived from the artefact by a function. The repair found a worse defect than Chapter 9 had: the nicotinic entry asserted a family-level conclusion resting on</w:t>
-            </w:r>
-            <w:r>
-              <w:t xml:space="preserve"> </w:t>
-            </w:r>
-            <w:r>
-              <w:rPr>
-                <w:b/>
-                <w:bCs/>
-              </w:rPr>
-              <w:t xml:space="preserve">one</w:t>
-            </w:r>
-            <w:r>
-              <w:t xml:space="preserve"> </w:t>
-            </w:r>
-            <w:r>
-              <w:t xml:space="preserve">joint approved drug, which the file could not distinguish from a certainty because every rate in it is a multiple of 1/400. The artefact now carries</w:t>
-            </w:r>
-            <w:r>
-              <w:t xml:space="preserve"> </w:t>
-            </w:r>
-            <w:r>
-              <w:rPr>
-                <w:rStyle w:val="VerbatimChar"/>
-              </w:rPr>
-              <w:t xml:space="preserve">n_drugs</w:t>
-            </w:r>
-            <w:r>
-              <w:t xml:space="preserve">,</w:t>
-            </w:r>
-            <w:r>
-              <w:t xml:space="preserve"> </w:t>
-            </w:r>
-            <w:r>
-              <w:rPr>
-                <w:rStyle w:val="VerbatimChar"/>
-              </w:rPr>
-              <w:t xml:space="preserve">n_a</w:t>
-            </w:r>
-            <w:r>
-              <w:t xml:space="preserve">,</w:t>
-            </w:r>
-            <w:r>
-              <w:t xml:space="preserve"> </w:t>
-            </w:r>
-            <w:r>
-              <w:rPr>
-                <w:rStyle w:val="VerbatimChar"/>
-              </w:rPr>
-              <w:t xml:space="preserve">n_b</w:t>
-            </w:r>
-            <w:r>
-              <w:t xml:space="preserve"> </w:t>
-            </w:r>
-            <w:r>
-              <w:t xml:space="preserve">and</w:t>
-            </w:r>
-            <w:r>
-              <w:t xml:space="preserve"> </w:t>
-            </w:r>
-            <w:r>
-              <w:rPr>
-                <w:rStyle w:val="VerbatimChar"/>
-              </w:rPr>
-              <w:t xml:space="preserve">n_joint</w:t>
-            </w:r>
-            <w:r>
-              <w:t xml:space="preserve">, and suppresses any pair supported by fewer than ten drugs</w:t>
+              <w:t xml:space="preserve">Corrected to 0.7901 / 0.7897 / 0.7874 over 7,008, with a note recording what the values used to be</w:t>
             </w:r>
           </w:p>
         </w:tc>
@@ -3919,13 +3822,13 @@
               <w:rPr>
                 <w:rStyle w:val="VerbatimChar"/>
               </w:rPr>
-              <w:t xml:space="preserve">app.py:102-104</w:t>
+              <w:t xml:space="preserve">background_specificity.csv</w:t>
             </w:r>
             <w:r>
               <w:t xml:space="preserve"> </w:t>
             </w:r>
             <w:r>
-              <w:t xml:space="preserve">quotes the withdrawn H2 triple</w:t>
+              <w:t xml:space="preserve">held pre-correction output</w:t>
             </w:r>
           </w:p>
         </w:tc>
@@ -3947,7 +3850,20 @@
               <w:pStyle w:val="Compact"/>
             </w:pPr>
             <w:r>
-              <w:t xml:space="preserve">Corrected to 0.7901 / 0.7897 / 0.7874 over 7,008, with a note recording what it used to say. Audit item BS-M-04 now closed in the source</w:t>
+              <w:t xml:space="preserve">Refreshed by updating only its two reported columns from the registry.</w:t>
+            </w:r>
+            <w:r>
+              <w:t xml:space="preserve"> </w:t>
+            </w:r>
+            <w:r>
+              <w:rPr>
+                <w:b/>
+                <w:bCs/>
+              </w:rPr>
+              <w:t xml:space="preserve">No threshold and no background false-positive rate moved on any of the 47 endpoints</w:t>
+            </w:r>
+            <w:r>
+              <w:t xml:space="preserve">, and the shipped copy in the submission package was updated with it. Two tests pin both</w:t>
             </w:r>
           </w:p>
         </w:tc>
@@ -3960,16 +3876,7 @@
               <w:pStyle w:val="Compact"/>
             </w:pPr>
             <w:r>
-              <w:rPr>
-                <w:rStyle w:val="VerbatimChar"/>
-              </w:rPr>
-              <w:t xml:space="preserve">background_specificity.csv</w:t>
-            </w:r>
-            <w:r>
-              <w:t xml:space="preserve"> </w:t>
-            </w:r>
-            <w:r>
-              <w:t xml:space="preserve">holds pre-correction output</w:t>
+              <w:t xml:space="preserve">The technical report’s cross-provenance section is stale</w:t>
             </w:r>
           </w:p>
         </w:tc>
@@ -3980,7 +3887,7 @@
               <w:pStyle w:val="Compact"/>
             </w:pPr>
             <w:r>
-              <w:t xml:space="preserve">9</w:t>
+              <w:t xml:space="preserve">8</w:t>
             </w:r>
           </w:p>
         </w:tc>
@@ -3991,20 +3898,22 @@
               <w:pStyle w:val="Compact"/>
             </w:pPr>
             <w:r>
-              <w:t xml:space="preserve">Refreshed by updating only its two reported columns from the registry.</w:t>
+              <w:t xml:space="preserve">The 0.868 was not hard-coded; the report computes it and had never been rebuilt, because</w:t>
             </w:r>
             <w:r>
               <w:t xml:space="preserve"> </w:t>
             </w:r>
             <w:r>
               <w:rPr>
-                <w:b/>
-                <w:bCs/>
+                <w:rStyle w:val="VerbatimChar"/>
               </w:rPr>
-              <w:t xml:space="preserve">No threshold and no background false-positive rate moved on any of the 47 endpoints</w:t>
-            </w:r>
-            <w:r>
-              <w:t xml:space="preserve">, and the shipped copy in the submission package was updated with it. Two tests pin both</w:t>
+              <w:t xml:space="preserve">TECHNICAL_REPORT.md</w:t>
+            </w:r>
+            <w:r>
+              <w:t xml:space="preserve"> </w:t>
+            </w:r>
+            <w:r>
+              <w:t xml:space="preserve">was the one generated document outside the freshness graph. It is now declared against all 23 of its inputs and rebuilt at 0.716</w:t>
             </w:r>
           </w:p>
         </w:tc>
@@ -4017,7 +3926,7 @@
               <w:pStyle w:val="Compact"/>
             </w:pPr>
             <w:r>
-              <w:t xml:space="preserve">The technical report’s cross-provenance section is stale</w:t>
+              <w:t xml:space="preserve">The unique-compound count of 169,341, keyed by InChIKey of the desalted parent, had never been re-derived</w:t>
             </w:r>
           </w:p>
         </w:tc>
@@ -4028,7 +3937,7 @@
               <w:pStyle w:val="Compact"/>
             </w:pPr>
             <w:r>
-              <w:t xml:space="preserve">8</w:t>
+              <w:t xml:space="preserve">1, 2, 10</w:t>
             </w:r>
           </w:p>
         </w:tc>
@@ -4039,97 +3948,25 @@
               <w:pStyle w:val="Compact"/>
             </w:pPr>
             <w:r>
-              <w:t xml:space="preserve">The 0.868 was not hard-coded; the report computes it and had never been rebuilt, because</w:t>
-            </w:r>
-            <w:r>
-              <w:t xml:space="preserve"> </w:t>
-            </w:r>
-            <w:r>
               <w:rPr>
                 <w:rStyle w:val="VerbatimChar"/>
               </w:rPr>
-              <w:t xml:space="preserve">TECHNICAL_REPORT.md</w:t>
+              <w:t xml:space="preserve">src/brainsafe/evaluation/unique_compound_count.py</w:t>
             </w:r>
             <w:r>
               <w:t xml:space="preserve"> </w:t>
             </w:r>
             <w:r>
-              <w:t xml:space="preserve">was the one generated document outside the freshness graph. It is now declared against all 23 of its inputs and rebuilt at 0.716</w:t>
-            </w:r>
-          </w:p>
-        </w:tc>
-      </w:tr>
-    </w:tbl>
-    <w:p>
-      <w:pPr>
-        <w:pStyle w:val="BodyText"/>
-      </w:pPr>
-      <w:r>
-        <w:rPr>
-          <w:b/>
-          <w:bCs/>
-        </w:rPr>
-        <w:t xml:space="preserve">Closed during a later audit.</w:t>
-      </w:r>
-      <w:r>
-        <w:t xml:space="preserve"> </w:t>
-      </w:r>
-      <w:r>
-        <w:t xml:space="preserve">One more was closed while this thesis was checked chapter by</w:t>
-      </w:r>
-      <w:r>
-        <w:t xml:space="preserve"> </w:t>
-      </w:r>
-      <w:r>
-        <w:t xml:space="preserve">chapter for consistency with the manuscript audit that had, by then, already answered it elsewhere.</w:t>
-      </w:r>
-    </w:p>
-    <w:tbl>
-      <w:tblPr>
-        <w:tblStyle w:val="Table"/>
-        <w:tblW w:type="pct" w:w="5000"/>
-        <w:tblLayout w:type="fixed"/>
-        <w:tblLook w:firstRow="1" w:lastRow="0" w:firstColumn="0" w:lastColumn="0" w:noHBand="0" w:noVBand="0" w:val="0020"/>
-      </w:tblPr>
-      <w:tblGrid>
-        <w:gridCol w:w="2640"/>
-        <w:gridCol w:w="2640"/>
-        <w:gridCol w:w="2640"/>
-      </w:tblGrid>
-      <w:tr>
-        <w:trPr>
-          <w:tblHeader w:val="on"/>
-        </w:trPr>
-        <w:tc>
-          <w:tcPr/>
-          <w:p>
-            <w:pPr>
-              <w:pStyle w:val="Compact"/>
-            </w:pPr>
-            <w:r>
-              <w:t xml:space="preserve">Item</w:t>
-            </w:r>
-          </w:p>
-        </w:tc>
-        <w:tc>
-          <w:tcPr/>
-          <w:p>
-            <w:pPr>
-              <w:pStyle w:val="Compact"/>
-            </w:pPr>
-            <w:r>
-              <w:t xml:space="preserve">Raised</w:t>
-            </w:r>
-          </w:p>
-        </w:tc>
-        <w:tc>
-          <w:tcPr/>
-          <w:p>
-            <w:pPr>
-              <w:pStyle w:val="Compact"/>
-            </w:pPr>
-            <w:r>
-              <w:t xml:space="preserve">Closed by</w:t>
+              <w:t xml:space="preserve">computes it directly from the endpoint tables and reproduces it to the digit: 170,619 distinct SMILES, 2 unparseable, 169,341 distinct InChIKeys of the desalted, neutralised parent (</w:t>
+            </w:r>
+            <w:r>
+              <w:rPr>
+                <w:rStyle w:val="VerbatimChar"/>
+              </w:rPr>
+              <w:t xml:space="preserve">results/tables/unique_compound_count.csv</w:t>
+            </w:r>
+            <w:r>
+              <w:t xml:space="preserve">)</w:t>
             </w:r>
           </w:p>
         </w:tc>
@@ -4142,7 +3979,7 @@
               <w:pStyle w:val="Compact"/>
             </w:pPr>
             <w:r>
-              <w:t xml:space="preserve">The unique-compound count of 169,341, keyed by InChIKey of the desalted parent, had never been re-derived</w:t>
+              <w:t xml:space="preserve">Chapter 1 carried two open citation gaps, for a CNS attrition series and for the named comparison servers</w:t>
             </w:r>
           </w:p>
         </w:tc>
@@ -4153,7 +3990,7 @@
               <w:pStyle w:val="Compact"/>
             </w:pPr>
             <w:r>
-              <w:t xml:space="preserve">1, 2, 10</w:t>
+              <w:t xml:space="preserve">1</w:t>
             </w:r>
           </w:p>
         </w:tc>
@@ -4164,25 +4001,7 @@
               <w:pStyle w:val="Compact"/>
             </w:pPr>
             <w:r>
-              <w:rPr>
-                <w:rStyle w:val="VerbatimChar"/>
-              </w:rPr>
-              <w:t xml:space="preserve">src/brainsafe/evaluation/unique_compound_count.py</w:t>
-            </w:r>
-            <w:r>
-              <w:t xml:space="preserve"> </w:t>
-            </w:r>
-            <w:r>
-              <w:t xml:space="preserve">computes it directly from the endpoint tables and reproduces it to the digit: 170,619 distinct SMILES, 2 unparseable, 169,341 distinct InChIKeys of the desalted, neutralised parent (</w:t>
-            </w:r>
-            <w:r>
-              <w:rPr>
-                <w:rStyle w:val="VerbatimChar"/>
-              </w:rPr>
-              <w:t xml:space="preserve">results/tables/unique_compound_count.csv</w:t>
-            </w:r>
-            <w:r>
-              <w:t xml:space="preserve">)</w:t>
+              <w:t xml:space="preserve">Both resolved through the same CrossRef verification pipeline as the rest of the reference list: reference [4] for CNS-specific attrition, and references [36]-[40] for SwissADME, ADMETlab, pkCSM, admetSAR and SwissTargetPrediction</w:t>
             </w:r>
           </w:p>
         </w:tc>
@@ -4193,31 +4012,37 @@
         <w:pStyle w:val="BodyText"/>
       </w:pPr>
       <w:r>
-        <w:t xml:space="preserve">The third of those closed after writing deserves a sentence, because Chapter 9 posed it as a dilemma and the resolution is</w:t>
-      </w:r>
-      <w:r>
-        <w:t xml:space="preserve"> </w:t>
-      </w:r>
-      <w:r>
-        <w:t xml:space="preserve">narrower than either horn. Four of that file’s six columns were already correct; only the two</w:t>
-      </w:r>
-      <w:r>
-        <w:t xml:space="preserve"> </w:t>
-      </w:r>
-      <w:r>
-        <w:t xml:space="preserve">reported ones were stale, so refreshing those two from the registry avoids re-running the sequence</w:t>
-      </w:r>
-      <w:r>
-        <w:t xml:space="preserve"> </w:t>
-      </w:r>
-      <w:r>
-        <w:t xml:space="preserve">that would rewrite every operating threshold to correct a reported one. And the version a reviewer</w:t>
-      </w:r>
-      <w:r>
-        <w:t xml:space="preserve"> </w:t>
-      </w:r>
-      <w:r>
-        <w:t xml:space="preserve">holds was corrected at the same time as the local one, which is the part that mattered:</w:t>
+        <w:t xml:space="preserve">One of these resolutions deserves a further sentence, because Chapter 9 posed it as a dilemma and the</w:t>
+      </w:r>
+      <w:r>
+        <w:t xml:space="preserve"> </w:t>
+      </w:r>
+      <w:r>
+        <w:t xml:space="preserve">resolution is narrower than either horn. Four of the specificity file’s six columns were already</w:t>
+      </w:r>
+      <w:r>
+        <w:t xml:space="preserve"> </w:t>
+      </w:r>
+      <w:r>
+        <w:t xml:space="preserve">correct; only the two reported ones were stale, so refreshing those two from the registry avoids</w:t>
+      </w:r>
+      <w:r>
+        <w:t xml:space="preserve"> </w:t>
+      </w:r>
+      <w:r>
+        <w:t xml:space="preserve">re-running the sequence that would rewrite every operating threshold to correct a reported one. And</w:t>
+      </w:r>
+      <w:r>
+        <w:t xml:space="preserve"> </w:t>
+      </w:r>
+      <w:r>
+        <w:t xml:space="preserve">the version a reviewer holds was corrected at the same time as the local one, which is the part that</w:t>
+      </w:r>
+      <w:r>
+        <w:t xml:space="preserve"> </w:t>
+      </w:r>
+      <w:r>
+        <w:t xml:space="preserve">mattered:</w:t>
       </w:r>
       <w:r>
         <w:t xml:space="preserve"> </w:t>
@@ -4227,21 +4052,7 @@
           <w:b/>
           <w:bCs/>
         </w:rPr>
-        <w:t xml:space="preserve">the</w:t>
-      </w:r>
-      <w:r>
-        <w:rPr>
-          <w:b/>
-          <w:bCs/>
-        </w:rPr>
-        <w:t xml:space="preserve"> </w:t>
-      </w:r>
-      <w:r>
-        <w:rPr>
-          <w:b/>
-          <w:bCs/>
-        </w:rPr>
-        <w:t xml:space="preserve">disagreement was visible to reviewers before it was visible to us.</w:t>
+        <w:t xml:space="preserve">the disagreement was visible to reviewers before it was visible to the authors.</w:t>
       </w:r>
     </w:p>
     <w:p>
@@ -4281,49 +4092,22 @@
           <w:b/>
           <w:bCs/>
         </w:rPr>
-        <w:t xml:space="preserve">The sensitivity correction has reached the registry and not all of the prose.</w:t>
-      </w:r>
-      <w:r>
-        <w:t xml:space="preserve"> </w:t>
-      </w:r>
-      <w:r>
-        <w:t xml:space="preserve">The manuscript</w:t>
-      </w:r>
-      <w:r>
-        <w:t xml:space="preserve"> </w:t>
-      </w:r>
-      <w:r>
-        <w:t xml:space="preserve">and</w:t>
-      </w:r>
-      <w:r>
-        <w:t xml:space="preserve"> </w:t>
-      </w:r>
-      <w:r>
-        <w:rPr>
-          <w:rStyle w:val="VerbatimChar"/>
-        </w:rPr>
-        <w:t xml:space="preserve">EVIDENCE_MAP.md</w:t>
-      </w:r>
-      <w:r>
-        <w:t xml:space="preserve"> </w:t>
-      </w:r>
-      <w:r>
-        <w:t xml:space="preserve">still quote 0.8983 under the qualifier</w:t>
-      </w:r>
-      <w:r>
-        <w:t xml:space="preserve"> </w:t>
-      </w:r>
-      <w:r>
-        <w:t xml:space="preserve">“on actives withheld by scaffold”</w:t>
-      </w:r>
-      <w:r>
-        <w:t xml:space="preserve">.</w:t>
-      </w:r>
-      <w:r>
-        <w:t xml:space="preserve"> </w:t>
-      </w:r>
-      <w:r>
-        <w:t xml:space="preserve">The correct figure is 0.7638. The technical report has been rebuilt; these two have not. (5, 6)</w:t>
+        <w:t xml:space="preserve">The headline calibration figure should be qualified everywhere it appears</w:t>
+      </w:r>
+      <w:r>
+        <w:t xml:space="preserve">, since 0.0801 to</w:t>
+      </w:r>
+      <w:r>
+        <w:t xml:space="preserve"> </w:t>
+      </w:r>
+      <w:r>
+        <w:t xml:space="preserve">0.0147 covers eight of the deployed estimators and the 38 binder endpoints sit at a mean of</w:t>
+      </w:r>
+      <w:r>
+        <w:t xml:space="preserve"> </w:t>
+      </w:r>
+      <w:r>
+        <w:t xml:space="preserve">0.0762. Section 10.5 adds that the barrier model is the worst of the eight. (4)</w:t>
       </w:r>
     </w:p>
     <w:p>
@@ -4335,26 +4119,25 @@
         </w:numPr>
       </w:pPr>
       <w:r>
+        <w:t xml:space="preserve">Give each hypothesis one verdict rule, as H10 now has, and pin the verdicts with a test. The</w:t>
+      </w:r>
+      <w:r>
+        <w:t xml:space="preserve"> </w:t>
+      </w:r>
+      <w:r>
+        <w:t xml:space="preserve">suite has grown to 73 tests and none of them reads</w:t>
+      </w:r>
+      <w:r>
+        <w:t xml:space="preserve"> </w:t>
+      </w:r>
+      <w:r>
         <w:rPr>
-          <w:b/>
-          <w:bCs/>
+          <w:rStyle w:val="VerbatimChar"/>
         </w:rPr>
-        <w:t xml:space="preserve">The headline calibration figure should be qualified everywhere it appears</w:t>
-      </w:r>
-      <w:r>
-        <w:t xml:space="preserve">, since 0.0801 to</w:t>
-      </w:r>
-      <w:r>
-        <w:t xml:space="preserve"> </w:t>
-      </w:r>
-      <w:r>
-        <w:t xml:space="preserve">0.0147 covers eight of the deployed estimators and the 38 binder endpoints sit at a mean of</w:t>
-      </w:r>
-      <w:r>
-        <w:t xml:space="preserve"> </w:t>
-      </w:r>
-      <w:r>
-        <w:t xml:space="preserve">0.0762. Section 10.5 adds that the barrier model is the worst of the eight. (4)</w:t>
+        <w:t xml:space="preserve">inversion/</w:t>
+      </w:r>
+      <w:r>
+        <w:t xml:space="preserve">. (9)</w:t>
       </w:r>
     </w:p>
     <w:p>
@@ -4366,25 +4149,13 @@
         </w:numPr>
       </w:pPr>
       <w:r>
-        <w:t xml:space="preserve">Give each hypothesis one verdict rule, as H10 now has, and pin the verdicts with a test. The</w:t>
-      </w:r>
-      <w:r>
-        <w:t xml:space="preserve"> </w:t>
-      </w:r>
-      <w:r>
-        <w:t xml:space="preserve">suite has grown to 73 tests and none of them reads</w:t>
-      </w:r>
-      <w:r>
-        <w:t xml:space="preserve"> </w:t>
-      </w:r>
-      <w:r>
-        <w:rPr>
-          <w:rStyle w:val="VerbatimChar"/>
-        </w:rPr>
-        <w:t xml:space="preserve">inversion/</w:t>
-      </w:r>
-      <w:r>
-        <w:t xml:space="preserve">. (9)</w:t>
+        <w:t xml:space="preserve">Make the freshness graph aware of code, so a corrected generator marks its output stale. The</w:t>
+      </w:r>
+      <w:r>
+        <w:t xml:space="preserve"> </w:t>
+      </w:r>
+      <w:r>
+        <w:t xml:space="preserve">repairs above were all found by reading rather than by a check. (9)</w:t>
       </w:r>
     </w:p>
     <w:p>
@@ -4396,13 +4167,19 @@
         </w:numPr>
       </w:pPr>
       <w:r>
-        <w:t xml:space="preserve">Make the freshness graph aware of code, so a corrected generator marks its output stale. The</w:t>
-      </w:r>
-      <w:r>
-        <w:t xml:space="preserve"> </w:t>
-      </w:r>
-      <w:r>
-        <w:t xml:space="preserve">repairs above were all found by reading rather than by a check. (9)</w:t>
+        <w:t xml:space="preserve">Per-endpoint AUROC and sensitivity carry no intervals anywhere, and the two extremes of the</w:t>
+      </w:r>
+      <w:r>
+        <w:t xml:space="preserve"> </w:t>
+      </w:r>
+      <w:r>
+        <w:t xml:space="preserve">reported 0.719 to 0.985 range rest on 37 and 23 compounds. Wilson or bootstrap intervals are</w:t>
+      </w:r>
+      <w:r>
+        <w:t xml:space="preserve"> </w:t>
+      </w:r>
+      <w:r>
+        <w:t xml:space="preserve">cheap and would settle how much of that spread is real. (4, 6)</w:t>
       </w:r>
     </w:p>
     <w:p>
@@ -4414,13 +4191,13 @@
         </w:numPr>
       </w:pPr>
       <w:r>
-        <w:t xml:space="preserve">Two citation gaps remain in Chapter 1: a CNS attrition series, and verified citations for the</w:t>
-      </w:r>
-      <w:r>
-        <w:t xml:space="preserve"> </w:t>
-      </w:r>
-      <w:r>
-        <w:t xml:space="preserve">named comparison servers. (1)</w:t>
+        <w:t xml:space="preserve">TAAR1 should be reviewed for withdrawal or an explicit warning; it is the least trustworthy</w:t>
+      </w:r>
+      <w:r>
+        <w:t xml:space="preserve"> </w:t>
+      </w:r>
+      <w:r>
+        <w:t xml:space="preserve">deployed endpoint on four independent measures. (6)</w:t>
       </w:r>
     </w:p>
     <w:p>
@@ -4432,26 +4209,40 @@
         </w:numPr>
       </w:pPr>
       <w:r>
+        <w:t xml:space="preserve">Nav1.5, SIRT1 and TAAR1 define</w:t>
+      </w:r>
+      <w:r>
+        <w:t xml:space="preserve"> </w:t>
+      </w:r>
+      <w:r>
+        <w:t xml:space="preserve">“active”</w:t>
+      </w:r>
+      <w:r>
+        <w:t xml:space="preserve"> </w:t>
+      </w:r>
+      <w:r>
+        <w:t xml:space="preserve">differently in two scripts, and a test should assert</w:t>
+      </w:r>
+      <w:r>
+        <w:t xml:space="preserve"> </w:t>
+      </w:r>
+      <w:r>
+        <w:t xml:space="preserve">that</w:t>
+      </w:r>
+      <w:r>
+        <w:t xml:space="preserve"> </w:t>
+      </w:r>
+      <w:r>
         <w:rPr>
-          <w:strike/>
+          <w:rStyle w:val="VerbatimChar"/>
         </w:rPr>
-        <w:t xml:space="preserve">The unique-compound count of 169,341 had never been re-derived.</w:t>
-      </w:r>
-      <w:r>
-        <w:t xml:space="preserve"> </w:t>
-      </w:r>
-      <w:r>
-        <w:rPr>
-          <w:b/>
-          <w:bCs/>
-        </w:rPr>
-        <w:t xml:space="preserve">Done, see section 10.8.</w:t>
-      </w:r>
-      <w:r>
-        <w:t xml:space="preserve"> </w:t>
-      </w:r>
-      <w:r>
-        <w:t xml:space="preserve">(1, 2)</w:t>
+        <w:t xml:space="preserve">sensitivity_basis</w:t>
+      </w:r>
+      <w:r>
+        <w:t xml:space="preserve"> </w:t>
+      </w:r>
+      <w:r>
+        <w:t xml:space="preserve">matches the population the stored sensitivity was computed on. (5)</w:t>
       </w:r>
     </w:p>
     <w:p>
@@ -4463,93 +4254,6 @@
         </w:numPr>
       </w:pPr>
       <w:r>
-        <w:t xml:space="preserve">Per-endpoint AUROC and sensitivity carry no intervals anywhere, and the two extremes of the</w:t>
-      </w:r>
-      <w:r>
-        <w:t xml:space="preserve"> </w:t>
-      </w:r>
-      <w:r>
-        <w:t xml:space="preserve">reported 0.719 to 0.985 range rest on 37 and 23 compounds. Wilson or bootstrap intervals are</w:t>
-      </w:r>
-      <w:r>
-        <w:t xml:space="preserve"> </w:t>
-      </w:r>
-      <w:r>
-        <w:t xml:space="preserve">cheap and would settle how much of that spread is real. (4, 6)</w:t>
-      </w:r>
-    </w:p>
-    <w:p>
-      <w:pPr>
-        <w:pStyle w:val="Compact"/>
-        <w:numPr>
-          <w:ilvl w:val="0"/>
-          <w:numId w:val="1003"/>
-        </w:numPr>
-      </w:pPr>
-      <w:r>
-        <w:t xml:space="preserve">TAAR1 should be reviewed for withdrawal or an explicit warning; it is the least trustworthy</w:t>
-      </w:r>
-      <w:r>
-        <w:t xml:space="preserve"> </w:t>
-      </w:r>
-      <w:r>
-        <w:t xml:space="preserve">deployed endpoint on four independent measures. (6)</w:t>
-      </w:r>
-    </w:p>
-    <w:p>
-      <w:pPr>
-        <w:pStyle w:val="Compact"/>
-        <w:numPr>
-          <w:ilvl w:val="0"/>
-          <w:numId w:val="1003"/>
-        </w:numPr>
-      </w:pPr>
-      <w:r>
-        <w:t xml:space="preserve">Nav1.5, SIRT1 and TAAR1 define</w:t>
-      </w:r>
-      <w:r>
-        <w:t xml:space="preserve"> </w:t>
-      </w:r>
-      <w:r>
-        <w:t xml:space="preserve">“active”</w:t>
-      </w:r>
-      <w:r>
-        <w:t xml:space="preserve"> </w:t>
-      </w:r>
-      <w:r>
-        <w:t xml:space="preserve">differently in two scripts, and a test should assert</w:t>
-      </w:r>
-      <w:r>
-        <w:t xml:space="preserve"> </w:t>
-      </w:r>
-      <w:r>
-        <w:t xml:space="preserve">that</w:t>
-      </w:r>
-      <w:r>
-        <w:t xml:space="preserve"> </w:t>
-      </w:r>
-      <w:r>
-        <w:rPr>
-          <w:rStyle w:val="VerbatimChar"/>
-        </w:rPr>
-        <w:t xml:space="preserve">sensitivity_basis</w:t>
-      </w:r>
-      <w:r>
-        <w:t xml:space="preserve"> </w:t>
-      </w:r>
-      <w:r>
-        <w:t xml:space="preserve">matches the population the stored sensitivity was computed on. (5)</w:t>
-      </w:r>
-    </w:p>
-    <w:p>
-      <w:pPr>
-        <w:pStyle w:val="Compact"/>
-        <w:numPr>
-          <w:ilvl w:val="0"/>
-          <w:numId w:val="1003"/>
-        </w:numPr>
-      </w:pPr>
-      <w:r>
         <w:t xml:space="preserve">The H3 refutation has an unstated exception: gating is rank-invariant across the 14</w:t>
       </w:r>
       <w:r>
@@ -4557,24 +4261,6 @@
       </w:r>
       <w:r>
         <w:t xml:space="preserve">non-peripheral conditions but not between those and migraine and multiple sclerosis. (7)</w:t>
-      </w:r>
-    </w:p>
-    <w:p>
-      <w:pPr>
-        <w:pStyle w:val="Compact"/>
-        <w:numPr>
-          <w:ilvl w:val="0"/>
-          <w:numId w:val="1003"/>
-        </w:numPr>
-      </w:pPr>
-      <w:r>
-        <w:t xml:space="preserve">The haloperidol figures in the manuscript describe a fixed defect without saying so, and the</w:t>
-      </w:r>
-      <w:r>
-        <w:t xml:space="preserve"> </w:t>
-      </w:r>
-      <w:r>
-        <w:t xml:space="preserve">learning-curve conclusion in the technical report is not supported by its own table. (3)</w:t>
       </w:r>
     </w:p>
     <w:p>
